--- a/Advanced Chart Techniques and Calculation Insights.docx
+++ b/Advanced Chart Techniques and Calculation Insights.docx
@@ -76,23 +76,14 @@
           <w:rFonts w:ascii="Times New Roman" w:eastAsia="Times New Roman" w:hAnsi="Times New Roman" w:cs="Times New Roman"/>
           <w:szCs w:val="22"/>
         </w:rPr>
-        <w:t xml:space="preserve"> [</w:t>
-      </w:r>
-      <w:proofErr w:type="spellStart"/>
+        <w:t xml:space="preserve"> </w:t>
+      </w:r>
       <w:r>
         <w:rPr>
           <w:rFonts w:ascii="Times New Roman" w:eastAsia="Times New Roman" w:hAnsi="Times New Roman" w:cs="Times New Roman"/>
           <w:szCs w:val="22"/>
         </w:rPr>
-        <w:t>Tumhara</w:t>
-      </w:r>
-      <w:proofErr w:type="spellEnd"/>
-      <w:r>
-        <w:rPr>
-          <w:rFonts w:ascii="Times New Roman" w:eastAsia="Times New Roman" w:hAnsi="Times New Roman" w:cs="Times New Roman"/>
-          <w:szCs w:val="22"/>
-        </w:rPr>
-        <w:t xml:space="preserve"> Naam]</w:t>
+        <w:t>Mukesh Samarit</w:t>
       </w:r>
       <w:r>
         <w:rPr>
@@ -115,46 +106,14 @@
           <w:rFonts w:ascii="Times New Roman" w:eastAsia="Times New Roman" w:hAnsi="Times New Roman" w:cs="Times New Roman"/>
           <w:szCs w:val="22"/>
         </w:rPr>
-        <w:t xml:space="preserve"> [Course Ka Naam]</w:t>
+        <w:t xml:space="preserve"> </w:t>
       </w:r>
       <w:r>
         <w:rPr>
           <w:rFonts w:ascii="Times New Roman" w:eastAsia="Times New Roman" w:hAnsi="Times New Roman" w:cs="Times New Roman"/>
           <w:szCs w:val="22"/>
         </w:rPr>
-        <w:br/>
-      </w:r>
-      <w:r>
-        <w:rPr>
-          <w:rFonts w:ascii="Times New Roman" w:eastAsia="Times New Roman" w:hAnsi="Times New Roman" w:cs="Times New Roman"/>
-          <w:b/>
-          <w:bCs/>
-          <w:szCs w:val="22"/>
-        </w:rPr>
-        <w:t>Instructor:</w:t>
-      </w:r>
-      <w:r>
-        <w:rPr>
-          <w:rFonts w:ascii="Times New Roman" w:eastAsia="Times New Roman" w:hAnsi="Times New Roman" w:cs="Times New Roman"/>
-          <w:szCs w:val="22"/>
-        </w:rPr>
-        <w:t xml:space="preserve"> [Instructor Ka Naam, agar </w:t>
-      </w:r>
-      <w:proofErr w:type="spellStart"/>
-      <w:r>
-        <w:rPr>
-          <w:rFonts w:ascii="Times New Roman" w:eastAsia="Times New Roman" w:hAnsi="Times New Roman" w:cs="Times New Roman"/>
-          <w:szCs w:val="22"/>
-        </w:rPr>
-        <w:t>hai</w:t>
-      </w:r>
-      <w:proofErr w:type="spellEnd"/>
-      <w:r>
-        <w:rPr>
-          <w:rFonts w:ascii="Times New Roman" w:eastAsia="Times New Roman" w:hAnsi="Times New Roman" w:cs="Times New Roman"/>
-          <w:szCs w:val="22"/>
-        </w:rPr>
-        <w:t>]</w:t>
+        <w:t>Virtual Tableau Visualization Intern</w:t>
       </w:r>
       <w:r>
         <w:rPr>
@@ -1019,7 +978,6 @@
         </w:rPr>
         <w:t xml:space="preserve">X-axis: Month (from </w:t>
       </w:r>
-      <w:proofErr w:type="spellStart"/>
       <w:r>
         <w:rPr>
           <w:rFonts w:ascii="Courier New" w:eastAsia="Times New Roman" w:hAnsi="Courier New" w:cs="Courier New"/>
@@ -1027,7 +985,6 @@
         </w:rPr>
         <w:t>order_date</w:t>
       </w:r>
-      <w:proofErr w:type="spellEnd"/>
       <w:r>
         <w:rPr>
           <w:rFonts w:ascii="Times New Roman" w:eastAsia="Times New Roman" w:hAnsi="Times New Roman" w:cs="Times New Roman"/>
@@ -1305,7 +1262,6 @@
         </w:rPr>
         <w:t xml:space="preserve">Show performance across </w:t>
       </w:r>
-      <w:proofErr w:type="gramStart"/>
       <w:r>
         <w:rPr>
           <w:rFonts w:ascii="Times New Roman" w:eastAsia="Times New Roman" w:hAnsi="Times New Roman" w:cs="Times New Roman"/>
@@ -1314,18 +1270,7 @@
           <w:sz w:val="24"/>
           <w:szCs w:val="24"/>
         </w:rPr>
-        <w:t>Region</w:t>
-      </w:r>
-      <w:proofErr w:type="gramEnd"/>
-      <w:r>
-        <w:rPr>
-          <w:rFonts w:ascii="Times New Roman" w:eastAsia="Times New Roman" w:hAnsi="Times New Roman" w:cs="Times New Roman"/>
-          <w:b/>
-          <w:bCs/>
-          <w:sz w:val="24"/>
-          <w:szCs w:val="24"/>
-        </w:rPr>
-        <w:t xml:space="preserve"> × Product Category</w:t>
+        <w:t>Region × Product Category</w:t>
       </w:r>
       <w:r>
         <w:rPr>
@@ -2495,23 +2440,7 @@
                 <w:rFonts w:ascii="Courier New" w:eastAsia="Times New Roman" w:hAnsi="Courier New" w:cs="Courier New"/>
                 <w:sz w:val="20"/>
               </w:rPr>
-              <w:t>IF AVG([</w:t>
-            </w:r>
-            <w:proofErr w:type="spellStart"/>
-            <w:r>
-              <w:rPr>
-                <w:rFonts w:ascii="Courier New" w:eastAsia="Times New Roman" w:hAnsi="Courier New" w:cs="Courier New"/>
-                <w:sz w:val="20"/>
-              </w:rPr>
-              <w:t>delivery_days</w:t>
-            </w:r>
-            <w:proofErr w:type="spellEnd"/>
-            <w:r>
-              <w:rPr>
-                <w:rFonts w:ascii="Courier New" w:eastAsia="Times New Roman" w:hAnsi="Courier New" w:cs="Courier New"/>
-                <w:sz w:val="20"/>
-              </w:rPr>
-              <w:t>]) &lt;= 4 THEN "Good"</w:t>
+              <w:t>IF AVG([delivery_days]) &lt;= 4 THEN "Good"</w:t>
             </w:r>
           </w:p>
           <w:p>
@@ -2670,7 +2599,6 @@
         </w:rPr>
         <w:t>Converts a continuous metric (</w:t>
       </w:r>
-      <w:proofErr w:type="spellStart"/>
       <w:r>
         <w:rPr>
           <w:rFonts w:ascii="Courier New" w:eastAsia="Times New Roman" w:hAnsi="Courier New" w:cs="Courier New"/>
@@ -2678,7 +2606,6 @@
         </w:rPr>
         <w:t>delivery_days</w:t>
       </w:r>
-      <w:proofErr w:type="spellEnd"/>
       <w:r>
         <w:rPr>
           <w:rFonts w:ascii="Times New Roman" w:eastAsia="Times New Roman" w:hAnsi="Times New Roman" w:cs="Times New Roman"/>
@@ -3001,23 +2928,7 @@
                 <w:rFonts w:ascii="Courier New" w:eastAsia="Times New Roman" w:hAnsi="Courier New" w:cs="Courier New"/>
                 <w:sz w:val="20"/>
               </w:rPr>
-              <w:t>{FIXED DATETRUNC ('month', [</w:t>
-            </w:r>
-            <w:proofErr w:type="spellStart"/>
-            <w:r>
-              <w:rPr>
-                <w:rFonts w:ascii="Courier New" w:eastAsia="Times New Roman" w:hAnsi="Courier New" w:cs="Courier New"/>
-                <w:sz w:val="20"/>
-              </w:rPr>
-              <w:t>order_date</w:t>
-            </w:r>
-            <w:proofErr w:type="spellEnd"/>
-            <w:r>
-              <w:rPr>
-                <w:rFonts w:ascii="Courier New" w:eastAsia="Times New Roman" w:hAnsi="Courier New" w:cs="Courier New"/>
-                <w:sz w:val="20"/>
-              </w:rPr>
-              <w:t>]): SUM([revenue])}</w:t>
+              <w:t>{FIXED DATETRUNC ('month', [order_date]): SUM([revenue])}</w:t>
             </w:r>
           </w:p>
           <w:p>
@@ -3624,7 +3535,6 @@
         </w:rPr>
         <w:t xml:space="preserve">If a </w:t>
       </w:r>
-      <w:proofErr w:type="spellStart"/>
       <w:r>
         <w:rPr>
           <w:rFonts w:ascii="Courier New" w:eastAsia="Times New Roman" w:hAnsi="Courier New" w:cs="Courier New"/>
@@ -3632,7 +3542,6 @@
         </w:rPr>
         <w:t>cost_per_unit</w:t>
       </w:r>
-      <w:proofErr w:type="spellEnd"/>
       <w:r>
         <w:rPr>
           <w:rFonts w:ascii="Times New Roman" w:eastAsia="Times New Roman" w:hAnsi="Times New Roman" w:cs="Times New Roman"/>
@@ -3754,39 +3663,7 @@
                 <w:rFonts w:ascii="Courier New" w:eastAsia="Times New Roman" w:hAnsi="Courier New" w:cs="Courier New"/>
                 <w:sz w:val="20"/>
               </w:rPr>
-              <w:t>SUM(([</w:t>
-            </w:r>
-            <w:proofErr w:type="spellStart"/>
-            <w:r>
-              <w:rPr>
-                <w:rFonts w:ascii="Courier New" w:eastAsia="Times New Roman" w:hAnsi="Courier New" w:cs="Courier New"/>
-                <w:sz w:val="20"/>
-              </w:rPr>
-              <w:t>unit_price</w:t>
-            </w:r>
-            <w:proofErr w:type="spellEnd"/>
-            <w:r>
-              <w:rPr>
-                <w:rFonts w:ascii="Courier New" w:eastAsia="Times New Roman" w:hAnsi="Courier New" w:cs="Courier New"/>
-                <w:sz w:val="20"/>
-              </w:rPr>
-              <w:t>] - [</w:t>
-            </w:r>
-            <w:proofErr w:type="spellStart"/>
-            <w:r>
-              <w:rPr>
-                <w:rFonts w:ascii="Courier New" w:eastAsia="Times New Roman" w:hAnsi="Courier New" w:cs="Courier New"/>
-                <w:sz w:val="20"/>
-              </w:rPr>
-              <w:t>cost_per_unit</w:t>
-            </w:r>
-            <w:proofErr w:type="spellEnd"/>
-            <w:r>
-              <w:rPr>
-                <w:rFonts w:ascii="Courier New" w:eastAsia="Times New Roman" w:hAnsi="Courier New" w:cs="Courier New"/>
-                <w:sz w:val="20"/>
-              </w:rPr>
-              <w:t>]) * [quantity])</w:t>
+              <w:t>SUM(([unit_price] - [cost_per_unit]) * [quantity])</w:t>
             </w:r>
           </w:p>
         </w:tc>
@@ -3931,55 +3808,7 @@
                 <w:rFonts w:ascii="Courier New" w:eastAsia="Times New Roman" w:hAnsi="Courier New" w:cs="Courier New"/>
                 <w:sz w:val="20"/>
               </w:rPr>
-              <w:t>SUM(([</w:t>
-            </w:r>
-            <w:proofErr w:type="spellStart"/>
-            <w:r>
-              <w:rPr>
-                <w:rFonts w:ascii="Courier New" w:eastAsia="Times New Roman" w:hAnsi="Courier New" w:cs="Courier New"/>
-                <w:sz w:val="20"/>
-              </w:rPr>
-              <w:t>unit_price</w:t>
-            </w:r>
-            <w:proofErr w:type="spellEnd"/>
-            <w:r>
-              <w:rPr>
-                <w:rFonts w:ascii="Courier New" w:eastAsia="Times New Roman" w:hAnsi="Courier New" w:cs="Courier New"/>
-                <w:sz w:val="20"/>
-              </w:rPr>
-              <w:t>] - [</w:t>
-            </w:r>
-            <w:proofErr w:type="spellStart"/>
-            <w:r>
-              <w:rPr>
-                <w:rFonts w:ascii="Courier New" w:eastAsia="Times New Roman" w:hAnsi="Courier New" w:cs="Courier New"/>
-                <w:sz w:val="20"/>
-              </w:rPr>
-              <w:t>cost_per_unit</w:t>
-            </w:r>
-            <w:proofErr w:type="spellEnd"/>
-            <w:r>
-              <w:rPr>
-                <w:rFonts w:ascii="Courier New" w:eastAsia="Times New Roman" w:hAnsi="Courier New" w:cs="Courier New"/>
-                <w:sz w:val="20"/>
-              </w:rPr>
-              <w:t>]) * [quantity])/ SUM([</w:t>
-            </w:r>
-            <w:proofErr w:type="spellStart"/>
-            <w:r>
-              <w:rPr>
-                <w:rFonts w:ascii="Courier New" w:eastAsia="Times New Roman" w:hAnsi="Courier New" w:cs="Courier New"/>
-                <w:sz w:val="20"/>
-              </w:rPr>
-              <w:t>unit_price</w:t>
-            </w:r>
-            <w:proofErr w:type="spellEnd"/>
-            <w:r>
-              <w:rPr>
-                <w:rFonts w:ascii="Courier New" w:eastAsia="Times New Roman" w:hAnsi="Courier New" w:cs="Courier New"/>
-                <w:sz w:val="20"/>
-              </w:rPr>
-              <w:t>] * [quantity</w:t>
+              <w:t>SUM(([unit_price] - [cost_per_unit]) * [quantity])/ SUM([unit_price] * [quantity</w:t>
             </w:r>
             <w:r>
               <w:rPr>
@@ -5538,16 +5367,7 @@
           <w:sz w:val="24"/>
           <w:szCs w:val="24"/>
         </w:rPr>
-        <w:t xml:space="preserve">Which advanced charts are used and </w:t>
-      </w:r>
-      <w:proofErr w:type="gramStart"/>
-      <w:r>
-        <w:rPr>
-          <w:rFonts w:ascii="Times New Roman" w:eastAsia="Times New Roman" w:hAnsi="Times New Roman" w:cs="Times New Roman"/>
-          <w:sz w:val="24"/>
-          <w:szCs w:val="24"/>
-        </w:rPr>
-        <w:t>why</w:t>
+        <w:t>Which advanced charts are used and why</w:t>
       </w:r>
       <w:r>
         <w:rPr>
@@ -5557,7 +5377,6 @@
         </w:rPr>
         <w:t xml:space="preserve"> ?</w:t>
       </w:r>
-      <w:proofErr w:type="gramEnd"/>
     </w:p>
     <w:p>
       <w:pPr>
@@ -5949,7 +5768,6 @@
           <w:szCs w:val="24"/>
         </w:rPr>
       </w:pPr>
-      <w:proofErr w:type="spellStart"/>
       <w:r>
         <w:rPr>
           <w:rFonts w:ascii="Courier New" w:eastAsia="Times New Roman" w:hAnsi="Courier New" w:cs="Courier New"/>
@@ -5957,7 +5775,6 @@
         </w:rPr>
         <w:t>order_id</w:t>
       </w:r>
-      <w:proofErr w:type="spellEnd"/>
     </w:p>
     <w:p>
       <w:pPr>
@@ -5972,7 +5789,6 @@
           <w:szCs w:val="24"/>
         </w:rPr>
       </w:pPr>
-      <w:proofErr w:type="spellStart"/>
       <w:r>
         <w:rPr>
           <w:rFonts w:ascii="Courier New" w:eastAsia="Times New Roman" w:hAnsi="Courier New" w:cs="Courier New"/>
@@ -5980,7 +5796,6 @@
         </w:rPr>
         <w:t>order_date</w:t>
       </w:r>
-      <w:proofErr w:type="spellEnd"/>
     </w:p>
     <w:p>
       <w:pPr>
@@ -5995,21 +5810,33 @@
           <w:szCs w:val="24"/>
         </w:rPr>
       </w:pPr>
-      <w:proofErr w:type="spellStart"/>
       <w:r>
         <w:rPr>
           <w:rFonts w:ascii="Courier New" w:eastAsia="Times New Roman" w:hAnsi="Courier New" w:cs="Courier New"/>
           <w:sz w:val="20"/>
         </w:rPr>
-        <w:t>customer_id</w:t>
-      </w:r>
-      <w:proofErr w:type="spellEnd"/>
+        <w:t xml:space="preserve">customer_id </w:t>
+      </w:r>
+    </w:p>
+    <w:p>
+      <w:pPr>
+        <w:numPr>
+          <w:ilvl w:val="1"/>
+          <w:numId w:val="22"/>
+        </w:numPr>
+        <w:spacing w:before="100" w:beforeAutospacing="1" w:after="100" w:afterAutospacing="1" w:line="240" w:lineRule="auto"/>
+        <w:rPr>
+          <w:rFonts w:ascii="Times New Roman" w:eastAsia="Times New Roman" w:hAnsi="Times New Roman" w:cs="Times New Roman"/>
+          <w:sz w:val="24"/>
+          <w:szCs w:val="24"/>
+        </w:rPr>
+      </w:pPr>
       <w:r>
         <w:rPr>
           <w:rFonts w:ascii="Courier New" w:eastAsia="Times New Roman" w:hAnsi="Courier New" w:cs="Courier New"/>
           <w:sz w:val="20"/>
         </w:rPr>
-        <w:t xml:space="preserve"> </w:t>
+        <w:t>product_category</w:t>
       </w:r>
     </w:p>
     <w:p>
@@ -6025,15 +5852,13 @@
           <w:szCs w:val="24"/>
         </w:rPr>
       </w:pPr>
-      <w:proofErr w:type="spellStart"/>
       <w:r>
         <w:rPr>
           <w:rFonts w:ascii="Courier New" w:eastAsia="Times New Roman" w:hAnsi="Courier New" w:cs="Courier New"/>
           <w:sz w:val="20"/>
         </w:rPr>
-        <w:t>product_category</w:t>
-      </w:r>
-      <w:proofErr w:type="spellEnd"/>
+        <w:t>region</w:t>
+      </w:r>
     </w:p>
     <w:p>
       <w:pPr>
@@ -6053,7 +5878,7 @@
           <w:rFonts w:ascii="Courier New" w:eastAsia="Times New Roman" w:hAnsi="Courier New" w:cs="Courier New"/>
           <w:sz w:val="20"/>
         </w:rPr>
-        <w:t>region</w:t>
+        <w:t>quantity</w:t>
       </w:r>
     </w:p>
     <w:p>
@@ -6074,7 +5899,7 @@
           <w:rFonts w:ascii="Courier New" w:eastAsia="Times New Roman" w:hAnsi="Courier New" w:cs="Courier New"/>
           <w:sz w:val="20"/>
         </w:rPr>
-        <w:t>quantity</w:t>
+        <w:t>unit_price</w:t>
       </w:r>
     </w:p>
     <w:p>
@@ -6090,15 +5915,13 @@
           <w:szCs w:val="24"/>
         </w:rPr>
       </w:pPr>
-      <w:proofErr w:type="spellStart"/>
       <w:r>
         <w:rPr>
           <w:rFonts w:ascii="Courier New" w:eastAsia="Times New Roman" w:hAnsi="Courier New" w:cs="Courier New"/>
           <w:sz w:val="20"/>
         </w:rPr>
-        <w:t>unit_price</w:t>
-      </w:r>
-      <w:proofErr w:type="spellEnd"/>
+        <w:t>discount</w:t>
+      </w:r>
     </w:p>
     <w:p>
       <w:pPr>
@@ -6118,7 +5941,7 @@
           <w:rFonts w:ascii="Courier New" w:eastAsia="Times New Roman" w:hAnsi="Courier New" w:cs="Courier New"/>
           <w:sz w:val="20"/>
         </w:rPr>
-        <w:t>discount</w:t>
+        <w:t>payment_method</w:t>
       </w:r>
     </w:p>
     <w:p>
@@ -6134,15 +5957,13 @@
           <w:szCs w:val="24"/>
         </w:rPr>
       </w:pPr>
-      <w:proofErr w:type="spellStart"/>
       <w:r>
         <w:rPr>
           <w:rFonts w:ascii="Courier New" w:eastAsia="Times New Roman" w:hAnsi="Courier New" w:cs="Courier New"/>
           <w:sz w:val="20"/>
         </w:rPr>
-        <w:t>payment_method</w:t>
-      </w:r>
-      <w:proofErr w:type="spellEnd"/>
+        <w:t>delivery_days</w:t>
+      </w:r>
     </w:p>
     <w:p>
       <w:pPr>
@@ -6157,38 +5978,13 @@
           <w:szCs w:val="24"/>
         </w:rPr>
       </w:pPr>
-      <w:proofErr w:type="spellStart"/>
       <w:r>
         <w:rPr>
           <w:rFonts w:ascii="Courier New" w:eastAsia="Times New Roman" w:hAnsi="Courier New" w:cs="Courier New"/>
           <w:sz w:val="20"/>
         </w:rPr>
-        <w:t>delivery_days</w:t>
-      </w:r>
-      <w:proofErr w:type="spellEnd"/>
-    </w:p>
-    <w:p>
-      <w:pPr>
-        <w:numPr>
-          <w:ilvl w:val="1"/>
-          <w:numId w:val="22"/>
-        </w:numPr>
-        <w:spacing w:before="100" w:beforeAutospacing="1" w:after="100" w:afterAutospacing="1" w:line="240" w:lineRule="auto"/>
-        <w:rPr>
-          <w:rFonts w:ascii="Times New Roman" w:eastAsia="Times New Roman" w:hAnsi="Times New Roman" w:cs="Times New Roman"/>
-          <w:sz w:val="24"/>
-          <w:szCs w:val="24"/>
-        </w:rPr>
-      </w:pPr>
-      <w:proofErr w:type="spellStart"/>
-      <w:r>
-        <w:rPr>
-          <w:rFonts w:ascii="Courier New" w:eastAsia="Times New Roman" w:hAnsi="Courier New" w:cs="Courier New"/>
-          <w:sz w:val="20"/>
-        </w:rPr>
         <w:t>customer_rating</w:t>
       </w:r>
-      <w:proofErr w:type="spellEnd"/>
     </w:p>
     <w:p>
       <w:pPr>
@@ -10070,6 +9866,29 @@
       <w:szCs w:val="36"/>
     </w:rPr>
   </w:style>
+  <w:style w:type="paragraph" w:styleId="Heading3">
+    <w:name w:val="heading 3"/>
+    <w:basedOn w:val="Normal"/>
+    <w:next w:val="Normal"/>
+    <w:link w:val="Heading3Char"/>
+    <w:uiPriority w:val="9"/>
+    <w:semiHidden/>
+    <w:unhideWhenUsed/>
+    <w:qFormat/>
+    <w:rsid w:val="005C6585"/>
+    <w:pPr>
+      <w:keepNext/>
+      <w:keepLines/>
+      <w:spacing w:before="40" w:after="0"/>
+      <w:outlineLvl w:val="2"/>
+    </w:pPr>
+    <w:rPr>
+      <w:rFonts w:asciiTheme="majorHAnsi" w:eastAsiaTheme="majorEastAsia" w:hAnsiTheme="majorHAnsi" w:cstheme="majorBidi"/>
+      <w:color w:val="1F3763" w:themeColor="accent1" w:themeShade="7F"/>
+      <w:sz w:val="24"/>
+      <w:szCs w:val="21"/>
+    </w:rPr>
+  </w:style>
   <w:style w:type="character" w:default="1" w:styleId="DefaultParagraphFont">
     <w:name w:val="Default Paragraph Font"/>
     <w:uiPriority w:val="1"/>
@@ -10249,6 +10068,20 @@
       <w:ind w:left="720"/>
       <w:contextualSpacing/>
     </w:pPr>
+  </w:style>
+  <w:style w:type="character" w:customStyle="1" w:styleId="Heading3Char">
+    <w:name w:val="Heading 3 Char"/>
+    <w:basedOn w:val="DefaultParagraphFont"/>
+    <w:link w:val="Heading3"/>
+    <w:uiPriority w:val="9"/>
+    <w:semiHidden/>
+    <w:rsid w:val="005C6585"/>
+    <w:rPr>
+      <w:rFonts w:asciiTheme="majorHAnsi" w:eastAsiaTheme="majorEastAsia" w:hAnsiTheme="majorHAnsi" w:cstheme="majorBidi"/>
+      <w:color w:val="1F3763" w:themeColor="accent1" w:themeShade="7F"/>
+      <w:sz w:val="24"/>
+      <w:szCs w:val="21"/>
+    </w:rPr>
   </w:style>
 </w:styles>
 </file>
